--- a/uploads/signed-giay-uy-quyen-viet-tay_2901151339.docx
+++ b/uploads/signed-giay-uy-quyen-viet-tay_2901151339.docx
@@ -1829,18 +1829,21 @@
     <SignatureMethod Algorithm="http://www.w3.org/2001/04/xmldsig-more#rsa-sha256"/>
     <Reference URI="/word/document.xml">
       <Transforms>
+        <Transform Algorithm="http://schemas.openxmlformats.org/package/2006/RelationshipTransform"/>
         <Transform Algorithm="http://www.w3.org/2001/10/xml-exc-c14n#"/>
-        <!-- Optionally, RelationshipTransform is required by Office for certain references -->
-        <!-- <Transform Algorithm="http://schemas.openxmlformats.org/package/2006/RelationshipTransform"/> -->
       </Transforms>
       <DigestMethod Algorithm="http://www.w3.org/2001/04/xmlenc#sha256"/>
       <DigestValue>GDJoPAR85Nr92CHm/zV7IygFsDAK8TlGCR6hgw8o+Sg=</DigestValue>
     </Reference>
+    <Reference URI="/_xmlsignatures/origin.sigs">
+      <DigestMethod Algorithm="http://www.w3.org/2001/04/xmlenc#sha256"/>
+      <DigestValue>LnoJwdFylv/swORD3yGSrQ3BqiWdwuo2zvrx2eH8KAk=</DigestValue>
+    </Reference>
   </SignedInfo>
-  <SignatureValue>achcjY7Sw7aCjEKmyjveZIlm9vLGVJrW6LQDb+8i60XKDo8k85bj3uDEtVtztq14UeAnEKCFsUmpZpKHQDB7FdOvKXfI3eeT8LBVoKwwyBIZY7eBzUU1Um4KjSWqJmw2fLADGFFVywqci1vrtpoDPSNpSDROomuSA5wWzSZXVskxd8QNBAauzgRU9a608eP6tqURaK01vBkZDPOJYaGr1xMWyNATyGAyLp+AAPp6AQ3dsjjES7KQttViS5UqNP1KDz12O0ofUqHlGJqQvZvn3cDDXaLWDt1Cy9K4PmBuGuZuqkFLC4/Fg1B85rLTXnHv/NWTd+ffHf/IyeBzb2EYwg==</SignatureValue>
+  <SignatureValue>aW5Sf0m9tUZtHccYT2XxnpUM4oZkLKOomTJkb71oBQW8u50OXqaDYBQ/CsP715CQPIsyA1VuBb5ERqw6VfrZGLu1NLt32YX9Qr8r7qq1SW7O5hZ2H9ATOGvFudqF1jRXgoVW5wboRYmycc/66IPYcYTAsqoJc35oBffY4p4XslvmnbeV3VMNgVxtDIEmM2JLTkdtUKXexdt+i6X3HnJorcnyPx8D6TDsLl5drhc2JFE+KYjOFzzFxEZreZ0yUDIpViEw0PFLXK7l8oKkkAqWb9oprH7YlZyr+Sx8mvgqCXU64QGy7QebQwlF8q+BnC0ArI29cinnANB7Ap82vHeWUg==</SignatureValue>
   <KeyInfo>
     <X509Data>
-      <X509Certificate>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</X509Certificate>
+      <X509Certificate>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</X509Certificate>
     </X509Data>
   </KeyInfo>
 </Signature>
